--- a/klagomål/A 44344-2025 FSC-klagomål.docx
+++ b/klagomål/A 44344-2025 FSC-klagomål.docx
@@ -1170,7 +1170,7 @@
     <w:r>
       <w:tab/>
       <w:tab/>
-      <w:t>2025-09-17</w:t>
+      <w:t>2025-09-18</w:t>
       <w:br/>
       <w:br/>
     </w:r>

--- a/klagomål/A 44344-2025 FSC-klagomål.docx
+++ b/klagomål/A 44344-2025 FSC-klagomål.docx
@@ -1170,7 +1170,7 @@
     <w:r>
       <w:tab/>
       <w:tab/>
-      <w:t>2025-09-18</w:t>
+      <w:t>2025-09-22</w:t>
       <w:br/>
       <w:br/>
     </w:r>

--- a/klagomål/A 44344-2025 FSC-klagomål.docx
+++ b/klagomål/A 44344-2025 FSC-klagomål.docx
@@ -1170,7 +1170,7 @@
     <w:r>
       <w:tab/>
       <w:tab/>
-      <w:t>2025-09-22</w:t>
+      <w:t>2025-09-23</w:t>
       <w:br/>
       <w:br/>
     </w:r>

--- a/klagomål/A 44344-2025 FSC-klagomål.docx
+++ b/klagomål/A 44344-2025 FSC-klagomål.docx
@@ -1170,7 +1170,7 @@
     <w:r>
       <w:tab/>
       <w:tab/>
-      <w:t>2025-09-23</w:t>
+      <w:t>2025-09-24</w:t>
       <w:br/>
       <w:br/>
     </w:r>

--- a/klagomål/A 44344-2025 FSC-klagomål.docx
+++ b/klagomål/A 44344-2025 FSC-klagomål.docx
@@ -1170,7 +1170,7 @@
     <w:r>
       <w:tab/>
       <w:tab/>
-      <w:t>2025-09-24</w:t>
+      <w:t>2025-09-25</w:t>
       <w:br/>
       <w:br/>
     </w:r>

--- a/klagomål/A 44344-2025 FSC-klagomål.docx
+++ b/klagomål/A 44344-2025 FSC-klagomål.docx
@@ -1170,7 +1170,7 @@
     <w:r>
       <w:tab/>
       <w:tab/>
-      <w:t>2025-09-25</w:t>
+      <w:t>2025-09-26</w:t>
       <w:br/>
       <w:br/>
     </w:r>

--- a/klagomål/A 44344-2025 FSC-klagomål.docx
+++ b/klagomål/A 44344-2025 FSC-klagomål.docx
@@ -1170,7 +1170,7 @@
     <w:r>
       <w:tab/>
       <w:tab/>
-      <w:t>2025-09-26</w:t>
+      <w:t>2025-09-27</w:t>
       <w:br/>
       <w:br/>
     </w:r>

--- a/klagomål/A 44344-2025 FSC-klagomål.docx
+++ b/klagomål/A 44344-2025 FSC-klagomål.docx
@@ -1170,7 +1170,7 @@
     <w:r>
       <w:tab/>
       <w:tab/>
-      <w:t>2025-09-27</w:t>
+      <w:t>2025-09-28</w:t>
       <w:br/>
       <w:br/>
     </w:r>

--- a/klagomål/A 44344-2025 FSC-klagomål.docx
+++ b/klagomål/A 44344-2025 FSC-klagomål.docx
@@ -1170,7 +1170,7 @@
     <w:r>
       <w:tab/>
       <w:tab/>
-      <w:t>2025-09-28</w:t>
+      <w:t>2025-09-29</w:t>
       <w:br/>
       <w:br/>
     </w:r>

--- a/klagomål/A 44344-2025 FSC-klagomål.docx
+++ b/klagomål/A 44344-2025 FSC-klagomål.docx
@@ -1170,7 +1170,7 @@
     <w:r>
       <w:tab/>
       <w:tab/>
-      <w:t>2025-09-29</w:t>
+      <w:t>2025-09-30</w:t>
       <w:br/>
       <w:br/>
     </w:r>

--- a/klagomål/A 44344-2025 FSC-klagomål.docx
+++ b/klagomål/A 44344-2025 FSC-klagomål.docx
@@ -1170,7 +1170,7 @@
     <w:r>
       <w:tab/>
       <w:tab/>
-      <w:t>2025-09-30</w:t>
+      <w:t>2025-10-01</w:t>
       <w:br/>
       <w:br/>
     </w:r>

--- a/klagomål/A 44344-2025 FSC-klagomål.docx
+++ b/klagomål/A 44344-2025 FSC-klagomål.docx
@@ -1170,7 +1170,7 @@
     <w:r>
       <w:tab/>
       <w:tab/>
-      <w:t>2025-10-01</w:t>
+      <w:t>2025-10-02</w:t>
       <w:br/>
       <w:br/>
     </w:r>

--- a/klagomål/A 44344-2025 FSC-klagomål.docx
+++ b/klagomål/A 44344-2025 FSC-klagomål.docx
@@ -1170,7 +1170,7 @@
     <w:r>
       <w:tab/>
       <w:tab/>
-      <w:t>2025-10-02</w:t>
+      <w:t>2025-10-03</w:t>
       <w:br/>
       <w:br/>
     </w:r>

--- a/klagomål/A 44344-2025 FSC-klagomål.docx
+++ b/klagomål/A 44344-2025 FSC-klagomål.docx
@@ -1170,7 +1170,7 @@
     <w:r>
       <w:tab/>
       <w:tab/>
-      <w:t>2025-10-03</w:t>
+      <w:t>2025-10-04</w:t>
       <w:br/>
       <w:br/>
     </w:r>

--- a/klagomål/A 44344-2025 FSC-klagomål.docx
+++ b/klagomål/A 44344-2025 FSC-klagomål.docx
@@ -1170,7 +1170,7 @@
     <w:r>
       <w:tab/>
       <w:tab/>
-      <w:t>2025-10-04</w:t>
+      <w:t>2025-10-05</w:t>
       <w:br/>
       <w:br/>
     </w:r>

--- a/klagomål/A 44344-2025 FSC-klagomål.docx
+++ b/klagomål/A 44344-2025 FSC-klagomål.docx
@@ -1170,7 +1170,7 @@
     <w:r>
       <w:tab/>
       <w:tab/>
-      <w:t>2025-10-05</w:t>
+      <w:t>2025-10-06</w:t>
       <w:br/>
       <w:br/>
     </w:r>

--- a/klagomål/A 44344-2025 FSC-klagomål.docx
+++ b/klagomål/A 44344-2025 FSC-klagomål.docx
@@ -1170,7 +1170,7 @@
     <w:r>
       <w:tab/>
       <w:tab/>
-      <w:t>2025-10-06</w:t>
+      <w:t>2025-10-07</w:t>
       <w:br/>
       <w:br/>
     </w:r>

--- a/klagomål/A 44344-2025 FSC-klagomål.docx
+++ b/klagomål/A 44344-2025 FSC-klagomål.docx
@@ -1170,7 +1170,7 @@
     <w:r>
       <w:tab/>
       <w:tab/>
-      <w:t>2025-10-07</w:t>
+      <w:t>2025-10-08</w:t>
       <w:br/>
       <w:br/>
     </w:r>

--- a/klagomål/A 44344-2025 FSC-klagomål.docx
+++ b/klagomål/A 44344-2025 FSC-klagomål.docx
@@ -1170,7 +1170,7 @@
     <w:r>
       <w:tab/>
       <w:tab/>
-      <w:t>2025-10-08</w:t>
+      <w:t>2025-10-09</w:t>
       <w:br/>
       <w:br/>
     </w:r>

--- a/klagomål/A 44344-2025 FSC-klagomål.docx
+++ b/klagomål/A 44344-2025 FSC-klagomål.docx
@@ -1170,7 +1170,7 @@
     <w:r>
       <w:tab/>
       <w:tab/>
-      <w:t>2025-10-09</w:t>
+      <w:t>2025-10-10</w:t>
       <w:br/>
       <w:br/>
     </w:r>

--- a/klagomål/A 44344-2025 FSC-klagomål.docx
+++ b/klagomål/A 44344-2025 FSC-klagomål.docx
@@ -1170,7 +1170,7 @@
     <w:r>
       <w:tab/>
       <w:tab/>
-      <w:t>2025-10-10</w:t>
+      <w:t>2025-10-11</w:t>
       <w:br/>
       <w:br/>
     </w:r>

--- a/klagomål/A 44344-2025 FSC-klagomål.docx
+++ b/klagomål/A 44344-2025 FSC-klagomål.docx
@@ -1170,7 +1170,7 @@
     <w:r>
       <w:tab/>
       <w:tab/>
-      <w:t>2025-10-16</w:t>
+      <w:t>2025-10-17</w:t>
       <w:br/>
       <w:br/>
     </w:r>

--- a/klagomål/A 44344-2025 FSC-klagomål.docx
+++ b/klagomål/A 44344-2025 FSC-klagomål.docx
@@ -1170,7 +1170,7 @@
     <w:r>
       <w:tab/>
       <w:tab/>
-      <w:t>2025-10-17</w:t>
+      <w:t>2025-10-18</w:t>
       <w:br/>
       <w:br/>
     </w:r>

--- a/klagomål/A 44344-2025 FSC-klagomål.docx
+++ b/klagomål/A 44344-2025 FSC-klagomål.docx
@@ -1170,7 +1170,7 @@
     <w:r>
       <w:tab/>
       <w:tab/>
-      <w:t>2025-10-18</w:t>
+      <w:t>2025-10-19</w:t>
       <w:br/>
       <w:br/>
     </w:r>

--- a/klagomål/A 44344-2025 FSC-klagomål.docx
+++ b/klagomål/A 44344-2025 FSC-klagomål.docx
@@ -1170,7 +1170,7 @@
     <w:r>
       <w:tab/>
       <w:tab/>
-      <w:t>2025-10-19</w:t>
+      <w:t>2025-10-20</w:t>
       <w:br/>
       <w:br/>
     </w:r>

--- a/klagomål/A 44344-2025 FSC-klagomål.docx
+++ b/klagomål/A 44344-2025 FSC-klagomål.docx
@@ -1170,7 +1170,7 @@
     <w:r>
       <w:tab/>
       <w:tab/>
-      <w:t>2025-10-20</w:t>
+      <w:t>2025-10-21</w:t>
       <w:br/>
       <w:br/>
     </w:r>

--- a/klagomål/A 44344-2025 FSC-klagomål.docx
+++ b/klagomål/A 44344-2025 FSC-klagomål.docx
@@ -1170,7 +1170,7 @@
     <w:r>
       <w:tab/>
       <w:tab/>
-      <w:t>2025-10-21</w:t>
+      <w:t>2025-10-22</w:t>
       <w:br/>
       <w:br/>
     </w:r>

--- a/klagomål/A 44344-2025 FSC-klagomål.docx
+++ b/klagomål/A 44344-2025 FSC-klagomål.docx
@@ -1170,7 +1170,7 @@
     <w:r>
       <w:tab/>
       <w:tab/>
-      <w:t>2025-10-22</w:t>
+      <w:t>2025-10-23</w:t>
       <w:br/>
       <w:br/>
     </w:r>

--- a/klagomål/A 44344-2025 FSC-klagomål.docx
+++ b/klagomål/A 44344-2025 FSC-klagomål.docx
@@ -1170,7 +1170,7 @@
     <w:r>
       <w:tab/>
       <w:tab/>
-      <w:t>2025-10-23</w:t>
+      <w:t>2025-10-24</w:t>
       <w:br/>
       <w:br/>
     </w:r>

--- a/klagomål/A 44344-2025 FSC-klagomål.docx
+++ b/klagomål/A 44344-2025 FSC-klagomål.docx
@@ -1170,7 +1170,7 @@
     <w:r>
       <w:tab/>
       <w:tab/>
-      <w:t>2025-10-24</w:t>
+      <w:t>2025-10-25</w:t>
       <w:br/>
       <w:br/>
     </w:r>

--- a/klagomål/A 44344-2025 FSC-klagomål.docx
+++ b/klagomål/A 44344-2025 FSC-klagomål.docx
@@ -1170,7 +1170,7 @@
     <w:r>
       <w:tab/>
       <w:tab/>
-      <w:t>2025-10-25</w:t>
+      <w:t>2025-10-26</w:t>
       <w:br/>
       <w:br/>
     </w:r>

--- a/klagomål/A 44344-2025 FSC-klagomål.docx
+++ b/klagomål/A 44344-2025 FSC-klagomål.docx
@@ -1170,7 +1170,7 @@
     <w:r>
       <w:tab/>
       <w:tab/>
-      <w:t>2025-10-26</w:t>
+      <w:t>2025-10-27</w:t>
       <w:br/>
       <w:br/>
     </w:r>

--- a/klagomål/A 44344-2025 FSC-klagomål.docx
+++ b/klagomål/A 44344-2025 FSC-klagomål.docx
@@ -1170,7 +1170,7 @@
     <w:r>
       <w:tab/>
       <w:tab/>
-      <w:t>2025-10-27</w:t>
+      <w:t>2025-10-28</w:t>
       <w:br/>
       <w:br/>
     </w:r>

--- a/klagomål/A 44344-2025 FSC-klagomål.docx
+++ b/klagomål/A 44344-2025 FSC-klagomål.docx
@@ -1170,7 +1170,7 @@
     <w:r>
       <w:tab/>
       <w:tab/>
-      <w:t>2025-10-28</w:t>
+      <w:t>2025-10-29</w:t>
       <w:br/>
       <w:br/>
     </w:r>

--- a/klagomål/A 44344-2025 FSC-klagomål.docx
+++ b/klagomål/A 44344-2025 FSC-klagomål.docx
@@ -1170,7 +1170,7 @@
     <w:r>
       <w:tab/>
       <w:tab/>
-      <w:t>2025-10-29</w:t>
+      <w:t>2025-10-30</w:t>
       <w:br/>
       <w:br/>
     </w:r>

--- a/klagomål/A 44344-2025 FSC-klagomål.docx
+++ b/klagomål/A 44344-2025 FSC-klagomål.docx
@@ -1170,7 +1170,7 @@
     <w:r>
       <w:tab/>
       <w:tab/>
-      <w:t>2025-10-30</w:t>
+      <w:t>2025-10-31</w:t>
       <w:br/>
       <w:br/>
     </w:r>

--- a/klagomål/A 44344-2025 FSC-klagomål.docx
+++ b/klagomål/A 44344-2025 FSC-klagomål.docx
@@ -1170,7 +1170,7 @@
     <w:r>
       <w:tab/>
       <w:tab/>
-      <w:t>2025-10-31</w:t>
+      <w:t>2025-11-01</w:t>
       <w:br/>
       <w:br/>
     </w:r>

--- a/klagomål/A 44344-2025 FSC-klagomål.docx
+++ b/klagomål/A 44344-2025 FSC-klagomål.docx
@@ -1170,7 +1170,7 @@
     <w:r>
       <w:tab/>
       <w:tab/>
-      <w:t>2025-11-01</w:t>
+      <w:t>2025-11-02</w:t>
       <w:br/>
       <w:br/>
     </w:r>

--- a/klagomål/A 44344-2025 FSC-klagomål.docx
+++ b/klagomål/A 44344-2025 FSC-klagomål.docx
@@ -1170,7 +1170,7 @@
     <w:r>
       <w:tab/>
       <w:tab/>
-      <w:t>2025-11-02</w:t>
+      <w:t>2025-11-03</w:t>
       <w:br/>
       <w:br/>
     </w:r>

--- a/klagomål/A 44344-2025 FSC-klagomål.docx
+++ b/klagomål/A 44344-2025 FSC-klagomål.docx
@@ -1170,7 +1170,7 @@
     <w:r>
       <w:tab/>
       <w:tab/>
-      <w:t>2025-11-03</w:t>
+      <w:t>2025-11-04</w:t>
       <w:br/>
       <w:br/>
     </w:r>

--- a/klagomål/A 44344-2025 FSC-klagomål.docx
+++ b/klagomål/A 44344-2025 FSC-klagomål.docx
@@ -1170,7 +1170,7 @@
     <w:r>
       <w:tab/>
       <w:tab/>
-      <w:t>2025-11-04</w:t>
+      <w:t>2025-11-05</w:t>
       <w:br/>
       <w:br/>
     </w:r>

--- a/klagomål/A 44344-2025 FSC-klagomål.docx
+++ b/klagomål/A 44344-2025 FSC-klagomål.docx
@@ -1170,7 +1170,7 @@
     <w:r>
       <w:tab/>
       <w:tab/>
-      <w:t>2025-11-05</w:t>
+      <w:t>2025-11-06</w:t>
       <w:br/>
       <w:br/>
     </w:r>

--- a/klagomål/A 44344-2025 FSC-klagomål.docx
+++ b/klagomål/A 44344-2025 FSC-klagomål.docx
@@ -1170,7 +1170,7 @@
     <w:r>
       <w:tab/>
       <w:tab/>
-      <w:t>2025-11-06</w:t>
+      <w:t>2025-11-07</w:t>
       <w:br/>
       <w:br/>
     </w:r>

--- a/klagomål/A 44344-2025 FSC-klagomål.docx
+++ b/klagomål/A 44344-2025 FSC-klagomål.docx
@@ -1170,7 +1170,7 @@
     <w:r>
       <w:tab/>
       <w:tab/>
-      <w:t>2025-11-07</w:t>
+      <w:t>2025-11-08</w:t>
       <w:br/>
       <w:br/>
     </w:r>

--- a/klagomål/A 44344-2025 FSC-klagomål.docx
+++ b/klagomål/A 44344-2025 FSC-klagomål.docx
@@ -1170,7 +1170,7 @@
     <w:r>
       <w:tab/>
       <w:tab/>
-      <w:t>2025-11-08</w:t>
+      <w:t>2025-11-09</w:t>
       <w:br/>
       <w:br/>
     </w:r>

--- a/klagomål/A 44344-2025 FSC-klagomål.docx
+++ b/klagomål/A 44344-2025 FSC-klagomål.docx
@@ -1170,7 +1170,7 @@
     <w:r>
       <w:tab/>
       <w:tab/>
-      <w:t>2025-11-09</w:t>
+      <w:t>2025-11-10</w:t>
       <w:br/>
       <w:br/>
     </w:r>

--- a/klagomål/A 44344-2025 FSC-klagomål.docx
+++ b/klagomål/A 44344-2025 FSC-klagomål.docx
@@ -1170,7 +1170,7 @@
     <w:r>
       <w:tab/>
       <w:tab/>
-      <w:t>2025-11-10</w:t>
+      <w:t>2025-11-11</w:t>
       <w:br/>
       <w:br/>
     </w:r>

--- a/klagomål/A 44344-2025 FSC-klagomål.docx
+++ b/klagomål/A 44344-2025 FSC-klagomål.docx
@@ -1170,7 +1170,7 @@
     <w:r>
       <w:tab/>
       <w:tab/>
-      <w:t>2025-11-11</w:t>
+      <w:t>2025-11-12</w:t>
       <w:br/>
       <w:br/>
     </w:r>

--- a/klagomål/A 44344-2025 FSC-klagomål.docx
+++ b/klagomål/A 44344-2025 FSC-klagomål.docx
@@ -1170,7 +1170,7 @@
     <w:r>
       <w:tab/>
       <w:tab/>
-      <w:t>2025-11-12</w:t>
+      <w:t>2025-11-13</w:t>
       <w:br/>
       <w:br/>
     </w:r>

--- a/klagomål/A 44344-2025 FSC-klagomål.docx
+++ b/klagomål/A 44344-2025 FSC-klagomål.docx
@@ -1170,7 +1170,7 @@
     <w:r>
       <w:tab/>
       <w:tab/>
-      <w:t>2025-11-13</w:t>
+      <w:t>2025-11-14</w:t>
       <w:br/>
       <w:br/>
     </w:r>

--- a/klagomål/A 44344-2025 FSC-klagomål.docx
+++ b/klagomål/A 44344-2025 FSC-klagomål.docx
@@ -1170,7 +1170,7 @@
     <w:r>
       <w:tab/>
       <w:tab/>
-      <w:t>2025-11-14</w:t>
+      <w:t>2025-11-15</w:t>
       <w:br/>
       <w:br/>
     </w:r>

--- a/klagomål/A 44344-2025 FSC-klagomål.docx
+++ b/klagomål/A 44344-2025 FSC-klagomål.docx
@@ -1170,7 +1170,7 @@
     <w:r>
       <w:tab/>
       <w:tab/>
-      <w:t>2025-11-15</w:t>
+      <w:t>2025-11-20</w:t>
       <w:br/>
       <w:br/>
     </w:r>

--- a/klagomål/A 44344-2025 FSC-klagomål.docx
+++ b/klagomål/A 44344-2025 FSC-klagomål.docx
@@ -1170,7 +1170,7 @@
     <w:r>
       <w:tab/>
       <w:tab/>
-      <w:t>2025-11-20</w:t>
+      <w:t>2025-11-21</w:t>
       <w:br/>
       <w:br/>
     </w:r>

--- a/klagomål/A 44344-2025 FSC-klagomål.docx
+++ b/klagomål/A 44344-2025 FSC-klagomål.docx
@@ -1170,7 +1170,7 @@
     <w:r>
       <w:tab/>
       <w:tab/>
-      <w:t>2025-11-21</w:t>
+      <w:t>2025-11-22</w:t>
       <w:br/>
       <w:br/>
     </w:r>

--- a/klagomål/A 44344-2025 FSC-klagomål.docx
+++ b/klagomål/A 44344-2025 FSC-klagomål.docx
@@ -1170,7 +1170,7 @@
     <w:r>
       <w:tab/>
       <w:tab/>
-      <w:t>2025-11-22</w:t>
+      <w:t>2025-11-23</w:t>
       <w:br/>
       <w:br/>
     </w:r>

--- a/klagomål/A 44344-2025 FSC-klagomål.docx
+++ b/klagomål/A 44344-2025 FSC-klagomål.docx
@@ -1170,7 +1170,7 @@
     <w:r>
       <w:tab/>
       <w:tab/>
-      <w:t>2025-11-23</w:t>
+      <w:t>2025-11-24</w:t>
       <w:br/>
       <w:br/>
     </w:r>

--- a/klagomål/A 44344-2025 FSC-klagomål.docx
+++ b/klagomål/A 44344-2025 FSC-klagomål.docx
@@ -1170,7 +1170,7 @@
     <w:r>
       <w:tab/>
       <w:tab/>
-      <w:t>2025-11-24</w:t>
+      <w:t>2025-11-25</w:t>
       <w:br/>
       <w:br/>
     </w:r>

--- a/klagomål/A 44344-2025 FSC-klagomål.docx
+++ b/klagomål/A 44344-2025 FSC-klagomål.docx
@@ -1170,7 +1170,7 @@
     <w:r>
       <w:tab/>
       <w:tab/>
-      <w:t>2025-11-25</w:t>
+      <w:t>2025-11-26</w:t>
       <w:br/>
       <w:br/>
     </w:r>

--- a/klagomål/A 44344-2025 FSC-klagomål.docx
+++ b/klagomål/A 44344-2025 FSC-klagomål.docx
@@ -1170,7 +1170,7 @@
     <w:r>
       <w:tab/>
       <w:tab/>
-      <w:t>2025-11-26</w:t>
+      <w:t>2025-11-27</w:t>
       <w:br/>
       <w:br/>
     </w:r>

--- a/klagomål/A 44344-2025 FSC-klagomål.docx
+++ b/klagomål/A 44344-2025 FSC-klagomål.docx
@@ -1170,7 +1170,7 @@
     <w:r>
       <w:tab/>
       <w:tab/>
-      <w:t>2025-11-27</w:t>
+      <w:t>2025-11-28</w:t>
       <w:br/>
       <w:br/>
     </w:r>

--- a/klagomål/A 44344-2025 FSC-klagomål.docx
+++ b/klagomål/A 44344-2025 FSC-klagomål.docx
@@ -1170,7 +1170,7 @@
     <w:r>
       <w:tab/>
       <w:tab/>
-      <w:t>2025-11-28</w:t>
+      <w:t>2025-11-29</w:t>
       <w:br/>
       <w:br/>
     </w:r>

--- a/klagomål/A 44344-2025 FSC-klagomål.docx
+++ b/klagomål/A 44344-2025 FSC-klagomål.docx
@@ -1170,7 +1170,7 @@
     <w:r>
       <w:tab/>
       <w:tab/>
-      <w:t>2025-11-29</w:t>
+      <w:t>2025-11-30</w:t>
       <w:br/>
       <w:br/>
     </w:r>

--- a/klagomål/A 44344-2025 FSC-klagomål.docx
+++ b/klagomål/A 44344-2025 FSC-klagomål.docx
@@ -1170,7 +1170,7 @@
     <w:r>
       <w:tab/>
       <w:tab/>
-      <w:t>2025-11-30</w:t>
+      <w:t>2025-12-01</w:t>
       <w:br/>
       <w:br/>
     </w:r>

--- a/klagomål/A 44344-2025 FSC-klagomål.docx
+++ b/klagomål/A 44344-2025 FSC-klagomål.docx
@@ -1170,7 +1170,7 @@
     <w:r>
       <w:tab/>
       <w:tab/>
-      <w:t>2025-12-01</w:t>
+      <w:t>2025-12-02</w:t>
       <w:br/>
       <w:br/>
     </w:r>

--- a/klagomål/A 44344-2025 FSC-klagomål.docx
+++ b/klagomål/A 44344-2025 FSC-klagomål.docx
@@ -1170,7 +1170,7 @@
     <w:r>
       <w:tab/>
       <w:tab/>
-      <w:t>2025-12-02</w:t>
+      <w:t>2025-12-03</w:t>
       <w:br/>
       <w:br/>
     </w:r>

--- a/klagomål/A 44344-2025 FSC-klagomål.docx
+++ b/klagomål/A 44344-2025 FSC-klagomål.docx
@@ -1170,7 +1170,7 @@
     <w:r>
       <w:tab/>
       <w:tab/>
-      <w:t>2025-12-03</w:t>
+      <w:t>2025-12-04</w:t>
       <w:br/>
       <w:br/>
     </w:r>

--- a/klagomål/A 44344-2025 FSC-klagomål.docx
+++ b/klagomål/A 44344-2025 FSC-klagomål.docx
@@ -1170,7 +1170,7 @@
     <w:r>
       <w:tab/>
       <w:tab/>
-      <w:t>2025-12-04</w:t>
+      <w:t>2025-12-05</w:t>
       <w:br/>
       <w:br/>
     </w:r>

--- a/klagomål/A 44344-2025 FSC-klagomål.docx
+++ b/klagomål/A 44344-2025 FSC-klagomål.docx
@@ -1170,7 +1170,7 @@
     <w:r>
       <w:tab/>
       <w:tab/>
-      <w:t>2025-12-05</w:t>
+      <w:t>2025-12-06</w:t>
       <w:br/>
       <w:br/>
     </w:r>

--- a/klagomål/A 44344-2025 FSC-klagomål.docx
+++ b/klagomål/A 44344-2025 FSC-klagomål.docx
@@ -1170,7 +1170,7 @@
     <w:r>
       <w:tab/>
       <w:tab/>
-      <w:t>2025-12-06</w:t>
+      <w:t>2025-12-07</w:t>
       <w:br/>
       <w:br/>
     </w:r>

--- a/klagomål/A 44344-2025 FSC-klagomål.docx
+++ b/klagomål/A 44344-2025 FSC-klagomål.docx
@@ -1170,7 +1170,7 @@
     <w:r>
       <w:tab/>
       <w:tab/>
-      <w:t>2025-12-07</w:t>
+      <w:t>2025-12-08</w:t>
       <w:br/>
       <w:br/>
     </w:r>

--- a/klagomål/A 44344-2025 FSC-klagomål.docx
+++ b/klagomål/A 44344-2025 FSC-klagomål.docx
@@ -1170,7 +1170,7 @@
     <w:r>
       <w:tab/>
       <w:tab/>
-      <w:t>2025-12-08</w:t>
+      <w:t>2025-12-09</w:t>
       <w:br/>
       <w:br/>
     </w:r>

--- a/klagomål/A 44344-2025 FSC-klagomål.docx
+++ b/klagomål/A 44344-2025 FSC-klagomål.docx
@@ -1170,7 +1170,7 @@
     <w:r>
       <w:tab/>
       <w:tab/>
-      <w:t>2025-12-09</w:t>
+      <w:t>2025-12-10</w:t>
       <w:br/>
       <w:br/>
     </w:r>

--- a/klagomål/A 44344-2025 FSC-klagomål.docx
+++ b/klagomål/A 44344-2025 FSC-klagomål.docx
@@ -1170,7 +1170,7 @@
     <w:r>
       <w:tab/>
       <w:tab/>
-      <w:t>2025-12-10</w:t>
+      <w:t>2025-12-11</w:t>
       <w:br/>
       <w:br/>
     </w:r>

--- a/klagomål/A 44344-2025 FSC-klagomål.docx
+++ b/klagomål/A 44344-2025 FSC-klagomål.docx
@@ -1170,7 +1170,7 @@
     <w:r>
       <w:tab/>
       <w:tab/>
-      <w:t>2025-12-11</w:t>
+      <w:t>2025-12-12</w:t>
       <w:br/>
       <w:br/>
     </w:r>

--- a/klagomål/A 44344-2025 FSC-klagomål.docx
+++ b/klagomål/A 44344-2025 FSC-klagomål.docx
@@ -1170,7 +1170,7 @@
     <w:r>
       <w:tab/>
       <w:tab/>
-      <w:t>2025-12-12</w:t>
+      <w:t>2025-12-13</w:t>
       <w:br/>
       <w:br/>
     </w:r>

--- a/klagomål/A 44344-2025 FSC-klagomål.docx
+++ b/klagomål/A 44344-2025 FSC-klagomål.docx
@@ -1170,7 +1170,7 @@
     <w:r>
       <w:tab/>
       <w:tab/>
-      <w:t>2025-12-19</w:t>
+      <w:t>2025-12-20</w:t>
       <w:br/>
       <w:br/>
     </w:r>

--- a/klagomål/A 44344-2025 FSC-klagomål.docx
+++ b/klagomål/A 44344-2025 FSC-klagomål.docx
@@ -1170,7 +1170,7 @@
     <w:r>
       <w:tab/>
       <w:tab/>
-      <w:t>2025-12-20</w:t>
+      <w:t>2025-12-21</w:t>
       <w:br/>
       <w:br/>
     </w:r>

--- a/klagomål/A 44344-2025 FSC-klagomål.docx
+++ b/klagomål/A 44344-2025 FSC-klagomål.docx
@@ -1170,7 +1170,7 @@
     <w:r>
       <w:tab/>
       <w:tab/>
-      <w:t>2025-12-21</w:t>
+      <w:t>2025-12-22</w:t>
       <w:br/>
       <w:br/>
     </w:r>

--- a/klagomål/A 44344-2025 FSC-klagomål.docx
+++ b/klagomål/A 44344-2025 FSC-klagomål.docx
@@ -1170,7 +1170,7 @@
     <w:r>
       <w:tab/>
       <w:tab/>
-      <w:t>2025-12-22</w:t>
+      <w:t>2025-12-26</w:t>
       <w:br/>
       <w:br/>
     </w:r>

--- a/klagomål/A 44344-2025 FSC-klagomål.docx
+++ b/klagomål/A 44344-2025 FSC-klagomål.docx
@@ -1170,7 +1170,7 @@
     <w:r>
       <w:tab/>
       <w:tab/>
-      <w:t>2026-01-07</w:t>
+      <w:t>2026-01-08</w:t>
       <w:br/>
       <w:br/>
     </w:r>

--- a/klagomål/A 44344-2025 FSC-klagomål.docx
+++ b/klagomål/A 44344-2025 FSC-klagomål.docx
@@ -1170,7 +1170,7 @@
     <w:r>
       <w:tab/>
       <w:tab/>
-      <w:t>2026-01-08</w:t>
+      <w:t>2026-01-09</w:t>
       <w:br/>
       <w:br/>
     </w:r>

--- a/klagomål/A 44344-2025 FSC-klagomål.docx
+++ b/klagomål/A 44344-2025 FSC-klagomål.docx
@@ -1170,7 +1170,7 @@
     <w:r>
       <w:tab/>
       <w:tab/>
-      <w:t>2026-01-09</w:t>
+      <w:t>2026-01-10</w:t>
       <w:br/>
       <w:br/>
     </w:r>

--- a/klagomål/A 44344-2025 FSC-klagomål.docx
+++ b/klagomål/A 44344-2025 FSC-klagomål.docx
@@ -1170,7 +1170,7 @@
     <w:r>
       <w:tab/>
       <w:tab/>
-      <w:t>2026-01-10</w:t>
+      <w:t>2026-01-11</w:t>
       <w:br/>
       <w:br/>
     </w:r>

--- a/klagomål/A 44344-2025 FSC-klagomål.docx
+++ b/klagomål/A 44344-2025 FSC-klagomål.docx
@@ -1170,7 +1170,7 @@
     <w:r>
       <w:tab/>
       <w:tab/>
-      <w:t>2026-01-11</w:t>
+      <w:t>2026-01-12</w:t>
       <w:br/>
       <w:br/>
     </w:r>

--- a/klagomål/A 44344-2025 FSC-klagomål.docx
+++ b/klagomål/A 44344-2025 FSC-klagomål.docx
@@ -1170,7 +1170,7 @@
     <w:r>
       <w:tab/>
       <w:tab/>
-      <w:t>2026-01-12</w:t>
+      <w:t>2026-01-13</w:t>
       <w:br/>
       <w:br/>
     </w:r>

--- a/klagomål/A 44344-2025 FSC-klagomål.docx
+++ b/klagomål/A 44344-2025 FSC-klagomål.docx
@@ -1170,7 +1170,7 @@
     <w:r>
       <w:tab/>
       <w:tab/>
-      <w:t>2026-01-13</w:t>
+      <w:t>2026-01-14</w:t>
       <w:br/>
       <w:br/>
     </w:r>

--- a/klagomål/A 44344-2025 FSC-klagomål.docx
+++ b/klagomål/A 44344-2025 FSC-klagomål.docx
@@ -1170,7 +1170,7 @@
     <w:r>
       <w:tab/>
       <w:tab/>
-      <w:t>2026-01-14</w:t>
+      <w:t>2026-01-15</w:t>
       <w:br/>
       <w:br/>
     </w:r>

--- a/klagomål/A 44344-2025 FSC-klagomål.docx
+++ b/klagomål/A 44344-2025 FSC-klagomål.docx
@@ -1170,7 +1170,7 @@
     <w:r>
       <w:tab/>
       <w:tab/>
-      <w:t>2026-01-15</w:t>
+      <w:t>2026-01-16</w:t>
       <w:br/>
       <w:br/>
     </w:r>

--- a/klagomål/A 44344-2025 FSC-klagomål.docx
+++ b/klagomål/A 44344-2025 FSC-klagomål.docx
@@ -1170,7 +1170,7 @@
     <w:r>
       <w:tab/>
       <w:tab/>
-      <w:t>2026-01-16</w:t>
+      <w:t>2026-01-17</w:t>
       <w:br/>
       <w:br/>
     </w:r>

--- a/klagomål/A 44344-2025 FSC-klagomål.docx
+++ b/klagomål/A 44344-2025 FSC-klagomål.docx
@@ -1170,7 +1170,7 @@
     <w:r>
       <w:tab/>
       <w:tab/>
-      <w:t>2026-01-17</w:t>
+      <w:t>2026-01-18</w:t>
       <w:br/>
       <w:br/>
     </w:r>

--- a/klagomål/A 44344-2025 FSC-klagomål.docx
+++ b/klagomål/A 44344-2025 FSC-klagomål.docx
@@ -1170,7 +1170,7 @@
     <w:r>
       <w:tab/>
       <w:tab/>
-      <w:t>2026-01-18</w:t>
+      <w:t>2026-01-19</w:t>
       <w:br/>
       <w:br/>
     </w:r>

--- a/klagomål/A 44344-2025 FSC-klagomål.docx
+++ b/klagomål/A 44344-2025 FSC-klagomål.docx
@@ -1170,7 +1170,7 @@
     <w:r>
       <w:tab/>
       <w:tab/>
-      <w:t>2026-01-19</w:t>
+      <w:t>2026-01-20</w:t>
       <w:br/>
       <w:br/>
     </w:r>

--- a/klagomål/A 44344-2025 FSC-klagomål.docx
+++ b/klagomål/A 44344-2025 FSC-klagomål.docx
@@ -1170,7 +1170,7 @@
     <w:r>
       <w:tab/>
       <w:tab/>
-      <w:t>2026-01-20</w:t>
+      <w:t>2026-01-21</w:t>
       <w:br/>
       <w:br/>
     </w:r>

--- a/klagomål/A 44344-2025 FSC-klagomål.docx
+++ b/klagomål/A 44344-2025 FSC-klagomål.docx
@@ -1170,7 +1170,7 @@
     <w:r>
       <w:tab/>
       <w:tab/>
-      <w:t>2026-01-21</w:t>
+      <w:t>2026-01-23</w:t>
       <w:br/>
       <w:br/>
     </w:r>

--- a/klagomål/A 44344-2025 FSC-klagomål.docx
+++ b/klagomål/A 44344-2025 FSC-klagomål.docx
@@ -1170,7 +1170,7 @@
     <w:r>
       <w:tab/>
       <w:tab/>
-      <w:t>2026-01-23</w:t>
+      <w:t>2026-01-24</w:t>
       <w:br/>
       <w:br/>
     </w:r>

--- a/klagomål/A 44344-2025 FSC-klagomål.docx
+++ b/klagomål/A 44344-2025 FSC-klagomål.docx
@@ -1170,7 +1170,7 @@
     <w:r>
       <w:tab/>
       <w:tab/>
-      <w:t>2026-01-24</w:t>
+      <w:t>2026-01-25</w:t>
       <w:br/>
       <w:br/>
     </w:r>

--- a/klagomål/A 44344-2025 FSC-klagomål.docx
+++ b/klagomål/A 44344-2025 FSC-klagomål.docx
@@ -1170,7 +1170,7 @@
     <w:r>
       <w:tab/>
       <w:tab/>
-      <w:t>2026-01-25</w:t>
+      <w:t>2026-01-26</w:t>
       <w:br/>
       <w:br/>
     </w:r>

--- a/klagomål/A 44344-2025 FSC-klagomål.docx
+++ b/klagomål/A 44344-2025 FSC-klagomål.docx
@@ -1170,7 +1170,7 @@
     <w:r>
       <w:tab/>
       <w:tab/>
-      <w:t>2026-01-26</w:t>
+      <w:t>2026-01-27</w:t>
       <w:br/>
       <w:br/>
     </w:r>

--- a/klagomål/A 44344-2025 FSC-klagomål.docx
+++ b/klagomål/A 44344-2025 FSC-klagomål.docx
@@ -1170,7 +1170,7 @@
     <w:r>
       <w:tab/>
       <w:tab/>
-      <w:t>2026-01-27</w:t>
+      <w:t>2026-01-28</w:t>
       <w:br/>
       <w:br/>
     </w:r>

--- a/klagomål/A 44344-2025 FSC-klagomål.docx
+++ b/klagomål/A 44344-2025 FSC-klagomål.docx
@@ -1316,7 +1316,7 @@
     <w:r>
       <w:tab/>
       <w:tab/>
-      <w:t>2026-02-21</w:t>
+      <w:t>2026-02-22</w:t>
       <w:br/>
       <w:br/>
     </w:r>

--- a/klagomål/A 44344-2025 FSC-klagomål.docx
+++ b/klagomål/A 44344-2025 FSC-klagomål.docx
@@ -1316,7 +1316,7 @@
     <w:r>
       <w:tab/>
       <w:tab/>
-      <w:t>2026-02-22</w:t>
+      <w:t>2026-02-23</w:t>
       <w:br/>
       <w:br/>
     </w:r>

--- a/klagomål/A 44344-2025 FSC-klagomål.docx
+++ b/klagomål/A 44344-2025 FSC-klagomål.docx
@@ -1316,7 +1316,7 @@
     <w:r>
       <w:tab/>
       <w:tab/>
-      <w:t>2026-02-23</w:t>
+      <w:t>2026-02-24</w:t>
       <w:br/>
       <w:br/>
     </w:r>

--- a/klagomål/A 44344-2025 FSC-klagomål.docx
+++ b/klagomål/A 44344-2025 FSC-klagomål.docx
@@ -1316,7 +1316,7 @@
     <w:r>
       <w:tab/>
       <w:tab/>
-      <w:t>2026-02-24</w:t>
+      <w:t>2026-02-25</w:t>
       <w:br/>
       <w:br/>
     </w:r>

--- a/klagomål/A 44344-2025 FSC-klagomål.docx
+++ b/klagomål/A 44344-2025 FSC-klagomål.docx
@@ -1316,7 +1316,7 @@
     <w:r>
       <w:tab/>
       <w:tab/>
-      <w:t>2026-02-25</w:t>
+      <w:t>2026-02-26</w:t>
       <w:br/>
       <w:br/>
     </w:r>

--- a/klagomål/A 44344-2025 FSC-klagomål.docx
+++ b/klagomål/A 44344-2025 FSC-klagomål.docx
@@ -1316,7 +1316,7 @@
     <w:r>
       <w:tab/>
       <w:tab/>
-      <w:t>2026-02-26</w:t>
+      <w:t>2026-02-28</w:t>
       <w:br/>
       <w:br/>
     </w:r>

--- a/klagomål/A 44344-2025 FSC-klagomål.docx
+++ b/klagomål/A 44344-2025 FSC-klagomål.docx
@@ -1316,7 +1316,7 @@
     <w:r>
       <w:tab/>
       <w:tab/>
-      <w:t>2026-02-28</w:t>
+      <w:t>2026-03-01</w:t>
       <w:br/>
       <w:br/>
     </w:r>

--- a/klagomål/A 44344-2025 FSC-klagomål.docx
+++ b/klagomål/A 44344-2025 FSC-klagomål.docx
@@ -1316,7 +1316,7 @@
     <w:r>
       <w:tab/>
       <w:tab/>
-      <w:t>2026-03-01</w:t>
+      <w:t>2026-03-02</w:t>
       <w:br/>
       <w:br/>
     </w:r>

--- a/klagomål/A 44344-2025 FSC-klagomål.docx
+++ b/klagomål/A 44344-2025 FSC-klagomål.docx
@@ -269,7 +269,7 @@
         <w:rPr>
           <w:i/>
         </w:rPr>
-        <w:t xml:space="preserve"> 9070 Trädklädd betesmark </w:t>
+        <w:t xml:space="preserve"> 9070 Trädklädd betesmark</w:t>
       </w:r>
       <w:r>
         <w:t xml:space="preserve"> (SLU Artdatabanken, 2024).</w:t>
@@ -1316,7 +1316,7 @@
     <w:r>
       <w:tab/>
       <w:tab/>
-      <w:t>2026-03-02</w:t>
+      <w:t>2026-03-03</w:t>
       <w:br/>
       <w:br/>
     </w:r>

--- a/klagomål/A 44344-2025 FSC-klagomål.docx
+++ b/klagomål/A 44344-2025 FSC-klagomål.docx
@@ -1316,7 +1316,7 @@
     <w:r>
       <w:tab/>
       <w:tab/>
-      <w:t>2026-03-03</w:t>
+      <w:t>2026-03-04</w:t>
       <w:br/>
       <w:br/>
     </w:r>

--- a/klagomål/A 44344-2025 FSC-klagomål.docx
+++ b/klagomål/A 44344-2025 FSC-klagomål.docx
@@ -1316,7 +1316,7 @@
     <w:r>
       <w:tab/>
       <w:tab/>
-      <w:t>2026-03-04</w:t>
+      <w:t>2026-03-05</w:t>
       <w:br/>
       <w:br/>
     </w:r>

--- a/klagomål/A 44344-2025 FSC-klagomål.docx
+++ b/klagomål/A 44344-2025 FSC-klagomål.docx
@@ -1316,7 +1316,7 @@
     <w:r>
       <w:tab/>
       <w:tab/>
-      <w:t>2026-03-05</w:t>
+      <w:t>2026-03-06</w:t>
       <w:br/>
       <w:br/>
     </w:r>

--- a/klagomål/A 44344-2025 FSC-klagomål.docx
+++ b/klagomål/A 44344-2025 FSC-klagomål.docx
@@ -1316,7 +1316,7 @@
     <w:r>
       <w:tab/>
       <w:tab/>
-      <w:t>2026-03-06</w:t>
+      <w:t>2026-03-07</w:t>
       <w:br/>
       <w:br/>
     </w:r>

--- a/klagomål/A 44344-2025 FSC-klagomål.docx
+++ b/klagomål/A 44344-2025 FSC-klagomål.docx
@@ -1316,7 +1316,7 @@
     <w:r>
       <w:tab/>
       <w:tab/>
-      <w:t>2026-03-07</w:t>
+      <w:t>2026-03-08</w:t>
       <w:br/>
       <w:br/>
     </w:r>

--- a/klagomål/A 44344-2025 FSC-klagomål.docx
+++ b/klagomål/A 44344-2025 FSC-klagomål.docx
@@ -1316,7 +1316,7 @@
     <w:r>
       <w:tab/>
       <w:tab/>
-      <w:t>2026-03-08</w:t>
+      <w:t>2026-03-09</w:t>
       <w:br/>
       <w:br/>
     </w:r>

--- a/klagomål/A 44344-2025 FSC-klagomål.docx
+++ b/klagomål/A 44344-2025 FSC-klagomål.docx
@@ -1316,7 +1316,7 @@
     <w:r>
       <w:tab/>
       <w:tab/>
-      <w:t>2026-03-09</w:t>
+      <w:t>2026-03-10</w:t>
       <w:br/>
       <w:br/>
     </w:r>

--- a/klagomål/A 44344-2025 FSC-klagomål.docx
+++ b/klagomål/A 44344-2025 FSC-klagomål.docx
@@ -397,7 +397,7 @@
         <w:t>Spillkråka (NT, §4)</w:t>
       </w:r>
       <w:r>
-        <w:t xml:space="preserve"> är rödlistad som nära hotad och ingår i bilaga 1 i EU:s fågeldirektiv. Den minskar i population på grund av minskad tillgång på lämpliga bo- och födoträd och minskad födotillgång. Spillkråkans minskningstakt har uppgått till 19 (24–10) % under de senaste 15 åren. Minskningstakten för den svenska populationen bedöms vara nära gränsvärdet för Sårbar (VU) (A2bc). Skogsbruk med korta omloppstider och täta, homogena ungskogar utgör det största hotet. Spillkråka är typisk art för </w:t>
+        <w:t xml:space="preserve"> är rödlistad som nära hotad och ingår i bilaga 1 i EU:s fågeldirektiv. Den minskar i population på grund av minskad tillgång på lämpliga bo- och födoträd och minskad födotillgång. Spillkråkans minskningstakt har uppgått till 19 (24–10) % under de senaste 15 åren och bedöms vara nära gränsvärdet för Sårbar (VU) (A2bc). Spillkråka är en nyckelart i skogliga miljöer vars övergivna bohål utnyttjas av flera andra hålhäckande fågelarter och fladdermöss. Den behöver grova träd, främst tall, asp och bok som boträd. Skogsbruk med korta omloppstider och täta, homogena ungskogar utgör det största hotet. Spillkråka är typisk art för </w:t>
       </w:r>
       <w:r>
         <w:rPr>
@@ -415,7 +415,7 @@
         <w:t xml:space="preserve"> 9740 Skogsbevuxen myr </w:t>
       </w:r>
       <w:r>
-        <w:t>(SLU Artdatabanken, 2023).</w:t>
+        <w:t>(SLU Artdatabanken, 2025; Skogsstyrelsen 2016).</w:t>
       </w:r>
     </w:p>
     <w:p>
@@ -426,7 +426,7 @@
         <w:t>Talltita (NT, §4)</w:t>
       </w:r>
       <w:r>
-        <w:t>, rödlistad som nära hotad och prioriterad art i Skogsvårdslagen har häckningsrevir i anmälan. Arten har minskat kraftigt de senaste 30 åren och minskningstakten innevarande 10-årsperiod beräknas till 20 (10–30) %. Talltitan är synnerligen trogen sitt cirka 15 hektar stora revir och är beroende av flerskiktade olikåldriga skogar för att kunna föda upp sina ungar. Talltitan försvinner om dess livsmiljö kalavverkas (Eggers &amp; Low (2014); Ekman (1979); Griesser et al (2007); Klein (2020); Siffczyk et al (2003); SLU Artdatabanken (2021).</w:t>
+        <w:t>, rödlistad som nära hotad och prioriterad art i Skogsvårdslagen, har häckningsrevir i anmälan. Arten har minskat kraftigt de senaste 30 åren och minskningstakten innevarande 10-årsperiod beräknas till 20 (10–30) %. Talltitan är synnerligen trogen sitt cirka 15 hektar stora revir och är beroende av flerskiktade olikåldriga skogar för att kunna föda upp sina ungar. Talltitan försvinner om dess livsmiljö kalavverkas (Eggers &amp; Low, 2014; Ekman, 1979; Griesser et al, 2007; Klein, 2020; Siffczyk et al, 2003; SLU Artdatabanken, 2021).</w:t>
       </w:r>
     </w:p>
     <w:p>
@@ -784,7 +784,7 @@
     </w:p>
     <w:p>
       <w:r>
-        <w:t>Arten behöver lämpliga skogsbestånd om sammanlagt minst 25 hektar. Den är mycket stationär inom sitt revir och när ett par etablerat sig stannar de så länge miljön är intakt. Den undviker öppen mark och förﬂyttar sig sällan över större öppna myrar eller åkermark, och är därför känslig för fragmentering. Järpen överlever inte om dess livsmiljö kalavverkas och är även känslig för röjning, gallring och avverkning där unga granar och lövträd inte sparas i tillräcklig omfattning. Minskningstakten för den svenska populationen bedöms vara nära gränsvärdet för Sårbar (VU). (A2b)  (SLU Artdatabanken, 2022).</w:t>
+        <w:t>Arten behöver lämpliga skogsbestånd om sammanlagt minst 25 hektar. Den är mycket stationär inom sitt revir och när ett par etablerat sig stannar de så länge miljön är intakt. Den undviker öppen mark och förﬂyttar sig sällan över större öppna myrar eller åkermark, och är därför känslig för fragmentering. Järpen överlever inte om dess livsmiljö kalavverkas och är även känslig för röjning, gallring och avverkning där unga granar och lövträd inte sparas i tillräcklig omfattning. Minskningstakten för den svenska populationen bedöms vara nära gränsvärdet för Sårbar (VU). (A2b) (SLU Artdatabanken, 2022).</w:t>
       </w:r>
     </w:p>
     <w:p>
@@ -837,7 +837,7 @@
         <w:t xml:space="preserve"> 9740 Skogsbevuxen myr</w:t>
       </w:r>
       <w:r>
-        <w:t xml:space="preserve"> och ingår i bilaga 1 i EU:s fågeldirektiv. Spillkråka lever i både barr- och blandskog liksom i ren lövskog. De tätaste populationerna tenderar att finnas i äldre, variationsrik blandskog med gott om död ved och gamla träd.</w:t>
+        <w:t xml:space="preserve"> och ingår i bilaga 1 i EU:s fågeldirektiv. Spillkråka lever i både barr- och blandskog liksom i ren lövskog. De tätaste populationerna tenderar att finnas i äldre, variationsrik blandskog med gott om död ved och gamla träd. Spillkråka är en nyckelart i skogliga miljöer vars övergivna bohål utnyttjas av flera andra hålhäckande fågelarter och fladdermöss (SLU Artdatabanken, 2023; Skogsstyrelsen 2016).</w:t>
       </w:r>
     </w:p>
     <w:p>
@@ -855,7 +855,21 @@
     </w:p>
     <w:p>
       <w:r>
-        <w:t xml:space="preserve">SLU Artdatabanken, 2021. </w:t>
+        <w:t xml:space="preserve">Skogsstyrelsen, 2016. </w:t>
+      </w:r>
+      <w:r>
+        <w:rPr>
+          <w:i/>
+        </w:rPr>
+        <w:t xml:space="preserve">Vägledning för hänsyn till spillkråka. </w:t>
+      </w:r>
+      <w:r>
+        <w:t>Vägledningar och kunskapsstöd artskydd – Skogsstyrelsen.</w:t>
+      </w:r>
+    </w:p>
+    <w:p>
+      <w:r>
+        <w:t xml:space="preserve">SLU Artdatabanken, 2023. </w:t>
       </w:r>
       <w:r>
         <w:rPr>
@@ -1316,7 +1330,7 @@
     <w:r>
       <w:tab/>
       <w:tab/>
-      <w:t>2026-03-10</w:t>
+      <w:t>2026-03-11</w:t>
       <w:br/>
       <w:br/>
     </w:r>

--- a/klagomål/A 44344-2025 FSC-klagomål.docx
+++ b/klagomål/A 44344-2025 FSC-klagomål.docx
@@ -1330,7 +1330,7 @@
     <w:r>
       <w:tab/>
       <w:tab/>
-      <w:t>2026-03-11</w:t>
+      <w:t>2026-03-12</w:t>
       <w:br/>
       <w:br/>
     </w:r>

--- a/klagomål/A 44344-2025 FSC-klagomål.docx
+++ b/klagomål/A 44344-2025 FSC-klagomål.docx
@@ -1330,7 +1330,7 @@
     <w:r>
       <w:tab/>
       <w:tab/>
-      <w:t>2026-03-12</w:t>
+      <w:t>2026-03-13</w:t>
       <w:br/>
       <w:br/>
     </w:r>

--- a/klagomål/A 44344-2025 FSC-klagomål.docx
+++ b/klagomål/A 44344-2025 FSC-klagomål.docx
@@ -1330,7 +1330,7 @@
     <w:r>
       <w:tab/>
       <w:tab/>
-      <w:t>2026-03-13</w:t>
+      <w:t>2026-03-16</w:t>
       <w:br/>
       <w:br/>
     </w:r>

--- a/klagomål/A 44344-2025 FSC-klagomål.docx
+++ b/klagomål/A 44344-2025 FSC-klagomål.docx
@@ -1330,7 +1330,7 @@
     <w:r>
       <w:tab/>
       <w:tab/>
-      <w:t>2026-03-16</w:t>
+      <w:t>2026-03-17</w:t>
       <w:br/>
       <w:br/>
     </w:r>

--- a/klagomål/A 44344-2025 FSC-klagomål.docx
+++ b/klagomål/A 44344-2025 FSC-klagomål.docx
@@ -1330,7 +1330,7 @@
     <w:r>
       <w:tab/>
       <w:tab/>
-      <w:t>2026-03-17</w:t>
+      <w:t>2026-03-18</w:t>
       <w:br/>
       <w:br/>
     </w:r>

--- a/klagomål/A 44344-2025 FSC-klagomål.docx
+++ b/klagomål/A 44344-2025 FSC-klagomål.docx
@@ -1330,7 +1330,7 @@
     <w:r>
       <w:tab/>
       <w:tab/>
-      <w:t>2026-03-18</w:t>
+      <w:t>2026-03-19</w:t>
       <w:br/>
       <w:br/>
     </w:r>

--- a/klagomål/A 44344-2025 FSC-klagomål.docx
+++ b/klagomål/A 44344-2025 FSC-klagomål.docx
@@ -1330,7 +1330,7 @@
     <w:r>
       <w:tab/>
       <w:tab/>
-      <w:t>2026-03-19</w:t>
+      <w:t>2026-03-20</w:t>
       <w:br/>
       <w:br/>
     </w:r>

--- a/klagomål/A 44344-2025 FSC-klagomål.docx
+++ b/klagomål/A 44344-2025 FSC-klagomål.docx
@@ -1330,7 +1330,7 @@
     <w:r>
       <w:tab/>
       <w:tab/>
-      <w:t>2026-03-20</w:t>
+      <w:t>2026-03-21</w:t>
       <w:br/>
       <w:br/>
     </w:r>

--- a/klagomål/A 44344-2025 FSC-klagomål.docx
+++ b/klagomål/A 44344-2025 FSC-klagomål.docx
@@ -1330,7 +1330,7 @@
     <w:r>
       <w:tab/>
       <w:tab/>
-      <w:t>2026-03-21</w:t>
+      <w:t>2026-03-22</w:t>
       <w:br/>
       <w:br/>
     </w:r>

--- a/klagomål/A 44344-2025 FSC-klagomål.docx
+++ b/klagomål/A 44344-2025 FSC-klagomål.docx
@@ -1384,7 +1384,7 @@
     <w:r>
       <w:tab/>
       <w:tab/>
-      <w:t>2026-05-16</w:t>
+      <w:t>2026-05-17</w:t>
       <w:br/>
       <w:br/>
     </w:r>

--- a/klagomål/A 44344-2025 FSC-klagomål.docx
+++ b/klagomål/A 44344-2025 FSC-klagomål.docx
@@ -1384,7 +1384,7 @@
     <w:r>
       <w:tab/>
       <w:tab/>
-      <w:t>2026-05-17</w:t>
+      <w:t>2026-05-18</w:t>
       <w:br/>
       <w:br/>
     </w:r>

--- a/klagomål/A 44344-2025 FSC-klagomål.docx
+++ b/klagomål/A 44344-2025 FSC-klagomål.docx
@@ -1384,7 +1384,7 @@
     <w:r>
       <w:tab/>
       <w:tab/>
-      <w:t>2026-05-18</w:t>
+      <w:t>2026-05-19</w:t>
       <w:br/>
       <w:br/>
     </w:r>

--- a/klagomål/A 44344-2025 FSC-klagomål.docx
+++ b/klagomål/A 44344-2025 FSC-klagomål.docx
@@ -1384,7 +1384,7 @@
     <w:r>
       <w:tab/>
       <w:tab/>
-      <w:t>2026-05-19</w:t>
+      <w:t>2026-05-20</w:t>
       <w:br/>
       <w:br/>
     </w:r>

--- a/klagomål/A 44344-2025 FSC-klagomål.docx
+++ b/klagomål/A 44344-2025 FSC-klagomål.docx
@@ -1384,7 +1384,7 @@
     <w:r>
       <w:tab/>
       <w:tab/>
-      <w:t>2026-05-20</w:t>
+      <w:t>2026-05-21</w:t>
       <w:br/>
       <w:br/>
     </w:r>

--- a/klagomål/A 44344-2025 FSC-klagomål.docx
+++ b/klagomål/A 44344-2025 FSC-klagomål.docx
@@ -1384,7 +1384,7 @@
     <w:r>
       <w:tab/>
       <w:tab/>
-      <w:t>2026-05-21</w:t>
+      <w:t>2026-05-22</w:t>
       <w:br/>
       <w:br/>
     </w:r>

--- a/klagomål/A 44344-2025 FSC-klagomål.docx
+++ b/klagomål/A 44344-2025 FSC-klagomål.docx
@@ -1384,7 +1384,7 @@
     <w:r>
       <w:tab/>
       <w:tab/>
-      <w:t>2026-05-22</w:t>
+      <w:t>2026-05-23</w:t>
       <w:br/>
       <w:br/>
     </w:r>

--- a/klagomål/A 44344-2025 FSC-klagomål.docx
+++ b/klagomål/A 44344-2025 FSC-klagomål.docx
@@ -1384,7 +1384,7 @@
     <w:r>
       <w:tab/>
       <w:tab/>
-      <w:t>2026-05-23</w:t>
+      <w:t>2026-05-24</w:t>
       <w:br/>
       <w:br/>
     </w:r>

--- a/klagomål/A 44344-2025 FSC-klagomål.docx
+++ b/klagomål/A 44344-2025 FSC-klagomål.docx
@@ -1384,7 +1384,7 @@
     <w:r>
       <w:tab/>
       <w:tab/>
-      <w:t>2026-05-24</w:t>
+      <w:t>2026-05-25</w:t>
       <w:br/>
       <w:br/>
     </w:r>

--- a/klagomål/A 44344-2025 FSC-klagomål.docx
+++ b/klagomål/A 44344-2025 FSC-klagomål.docx
@@ -1384,7 +1384,7 @@
     <w:r>
       <w:tab/>
       <w:tab/>
-      <w:t>2026-05-25</w:t>
+      <w:t>2026-05-26</w:t>
       <w:br/>
       <w:br/>
     </w:r>

--- a/klagomål/A 44344-2025 FSC-klagomål.docx
+++ b/klagomål/A 44344-2025 FSC-klagomål.docx
@@ -1384,7 +1384,7 @@
     <w:r>
       <w:tab/>
       <w:tab/>
-      <w:t>2026-05-26</w:t>
+      <w:t>2026-05-27</w:t>
       <w:br/>
       <w:br/>
     </w:r>

--- a/klagomål/A 44344-2025 FSC-klagomål.docx
+++ b/klagomål/A 44344-2025 FSC-klagomål.docx
@@ -1384,7 +1384,7 @@
     <w:r>
       <w:tab/>
       <w:tab/>
-      <w:t>2026-05-27</w:t>
+      <w:t>2026-05-28</w:t>
       <w:br/>
       <w:br/>
     </w:r>

--- a/klagomål/A 44344-2025 FSC-klagomål.docx
+++ b/klagomål/A 44344-2025 FSC-klagomål.docx
@@ -1384,7 +1384,7 @@
     <w:r>
       <w:tab/>
       <w:tab/>
-      <w:t>2026-05-28</w:t>
+      <w:t>2026-05-29</w:t>
       <w:br/>
       <w:br/>
     </w:r>

--- a/klagomål/A 44344-2025 FSC-klagomål.docx
+++ b/klagomål/A 44344-2025 FSC-klagomål.docx
@@ -1384,7 +1384,7 @@
     <w:r>
       <w:tab/>
       <w:tab/>
-      <w:t>2026-05-29</w:t>
+      <w:t>2026-05-30</w:t>
       <w:br/>
       <w:br/>
     </w:r>

--- a/klagomål/A 44344-2025 FSC-klagomål.docx
+++ b/klagomål/A 44344-2025 FSC-klagomål.docx
@@ -1384,7 +1384,7 @@
     <w:r>
       <w:tab/>
       <w:tab/>
-      <w:t>2026-05-30</w:t>
+      <w:t>2026-05-31</w:t>
       <w:br/>
       <w:br/>
     </w:r>

--- a/klagomål/A 44344-2025 FSC-klagomål.docx
+++ b/klagomål/A 44344-2025 FSC-klagomål.docx
@@ -1384,7 +1384,7 @@
     <w:r>
       <w:tab/>
       <w:tab/>
-      <w:t>2026-05-31</w:t>
+      <w:t>2026-06-01</w:t>
       <w:br/>
       <w:br/>
     </w:r>

--- a/klagomål/A 44344-2025 FSC-klagomål.docx
+++ b/klagomål/A 44344-2025 FSC-klagomål.docx
@@ -1384,7 +1384,7 @@
     <w:r>
       <w:tab/>
       <w:tab/>
-      <w:t>2026-06-01</w:t>
+      <w:t>2026-06-02</w:t>
       <w:br/>
       <w:br/>
     </w:r>

--- a/klagomål/A 44344-2025 FSC-klagomål.docx
+++ b/klagomål/A 44344-2025 FSC-klagomål.docx
@@ -1384,7 +1384,7 @@
     <w:r>
       <w:tab/>
       <w:tab/>
-      <w:t>2026-06-02</w:t>
+      <w:t>2026-06-03</w:t>
       <w:br/>
       <w:br/>
     </w:r>

--- a/klagomål/A 44344-2025 FSC-klagomål.docx
+++ b/klagomål/A 44344-2025 FSC-klagomål.docx
@@ -1384,7 +1384,7 @@
     <w:r>
       <w:tab/>
       <w:tab/>
-      <w:t>2026-06-03</w:t>
+      <w:t>2026-06-04</w:t>
       <w:br/>
       <w:br/>
     </w:r>

--- a/klagomål/A 44344-2025 FSC-klagomål.docx
+++ b/klagomål/A 44344-2025 FSC-klagomål.docx
@@ -1384,7 +1384,7 @@
     <w:r>
       <w:tab/>
       <w:tab/>
-      <w:t>2026-06-04</w:t>
+      <w:t>2026-06-05</w:t>
       <w:br/>
       <w:br/>
     </w:r>

--- a/klagomål/A 44344-2025 FSC-klagomål.docx
+++ b/klagomål/A 44344-2025 FSC-klagomål.docx
@@ -1384,7 +1384,7 @@
     <w:r>
       <w:tab/>
       <w:tab/>
-      <w:t>2026-06-05</w:t>
+      <w:t>2026-06-06</w:t>
       <w:br/>
       <w:br/>
     </w:r>

--- a/klagomål/A 44344-2025 FSC-klagomål.docx
+++ b/klagomål/A 44344-2025 FSC-klagomål.docx
@@ -1384,7 +1384,7 @@
     <w:r>
       <w:tab/>
       <w:tab/>
-      <w:t>2026-06-06</w:t>
+      <w:t>2026-06-07</w:t>
       <w:br/>
       <w:br/>
     </w:r>

--- a/klagomål/A 44344-2025 FSC-klagomål.docx
+++ b/klagomål/A 44344-2025 FSC-klagomål.docx
@@ -1384,7 +1384,7 @@
     <w:r>
       <w:tab/>
       <w:tab/>
-      <w:t>2026-06-07</w:t>
+      <w:t>2026-06-08</w:t>
       <w:br/>
       <w:br/>
     </w:r>

--- a/klagomål/A 44344-2025 FSC-klagomål.docx
+++ b/klagomål/A 44344-2025 FSC-klagomål.docx
@@ -1384,7 +1384,7 @@
     <w:r>
       <w:tab/>
       <w:tab/>
-      <w:t>2026-06-08</w:t>
+      <w:t>2026-06-09</w:t>
       <w:br/>
       <w:br/>
     </w:r>
